--- a/zht/docx/46.content.docx
+++ b/zht/docx/46.content.docx
@@ -19,7 +19,7 @@
         <w:rPr>
           <w:lang w:val="zh_TW" w:bidi="zh_TW"/>
         </w:rPr>
-        <w:t>Resource: 研讀筆記 - 書籍簡介 (Tyndale)</w:t>
+        <w:t>Resource: Tyndale Open Study Notes</w:t>
       </w:r>
       <w:r>
         <w:rPr>
@@ -112,7 +112,7 @@
         <w:rPr>
           <w:lang w:val="zh_TW" w:bidi="zh_TW"/>
         </w:rPr>
-        <w:t>研讀筆記 - 書籍簡介 (Tyndale)</w:t>
+        <w:t>Tyndale Open Study Notes</w:t>
       </w:r>
     </w:p>
     <w:p>

--- a/zht/docx/46.content.docx
+++ b/zht/docx/46.content.docx
@@ -19,7 +19,7 @@
         <w:rPr>
           <w:lang w:val="zh_TW" w:bidi="zh_TW"/>
         </w:rPr>
-        <w:t>Resource: Tyndale Open Study Notes</w:t>
+        <w:t>Resource: Aquifer Open Study Notes (Book Intros)</w:t>
       </w:r>
       <w:r>
         <w:rPr>
@@ -112,7 +112,7 @@
         <w:rPr>
           <w:lang w:val="zh_TW" w:bidi="zh_TW"/>
         </w:rPr>
-        <w:t>Tyndale Open Study Notes</w:t>
+        <w:t>Aquifer Open Study Notes (Book Intros)</w:t>
       </w:r>
     </w:p>
     <w:p>

--- a/zht/docx/46.content.docx
+++ b/zht/docx/46.content.docx
@@ -282,30 +282,18 @@
         </w:rPr>
         <w:t>之間的一條狹窄地峽上，寬約四至五英里，位置極具戰略價值。哥林多從南北陸路往來的旅客，以及從東西海路航行於哥林多灣（Gulf of Corinth）與撒羅尼灣（Saronic Gulf）之間的商船獲利。為了避開地中海（特別是冬季）的風暴風險，來往義大利與東地中海的商船，尤其是小型船隻，經常會被拖行越過地峽，船主與船員則在哥林多停留一兩晚。由於這樣的情況，哥林多逐漸成為繁忙的港口城，以賣淫和各種罪惡聞名於世。希臘文更有一個動詞（korinthiazomai，「像哥林多人一樣行事」）專門用來指涉淫亂行為。因此，這些問題滲入當地的年輕教會，也就不足為奇（見保羅對淫亂問題的嚴厲譴責，</w:t>
       </w:r>
-      <w:hyperlink r:id="rId13">
-        <w:r>
-          <w:rPr>
-            <w:lang w:val="zh_TW" w:bidi="zh_TW"/>
-          </w:rPr>
-          <w:rPr>
-            <w:color w:val="0000EE"/>
-            <w:u w:val="single"/>
-          </w:rPr>
-          <w:t>5:1–13，</w:t>
-        </w:r>
-      </w:hyperlink>
-      <w:hyperlink r:id="rId14">
-        <w:r>
-          <w:rPr>
-            <w:lang w:val="zh_TW" w:bidi="zh_TW"/>
-          </w:rPr>
-          <w:rPr>
-            <w:color w:val="0000EE"/>
-            <w:u w:val="single"/>
-          </w:rPr>
-          <w:t>6:12–20</w:t>
-        </w:r>
-      </w:hyperlink>
+      <w:r>
+        <w:rPr>
+          <w:lang w:val="zh_TW" w:bidi="zh_TW"/>
+        </w:rPr>
+        <w:t>5:1–13，</w:t>
+      </w:r>
+      <w:r>
+        <w:rPr>
+          <w:lang w:val="zh_TW" w:bidi="zh_TW"/>
+        </w:rPr>
+        <w:t>6:12–20</w:t>
+      </w:r>
       <w:r>
         <w:rPr>
           <w:lang w:val="zh_TW" w:bidi="zh_TW"/>
@@ -326,30 +314,18 @@
         </w:rPr>
         <w:t>舊哥林多城於公元前146年被羅馬人征服並摧毀。一個世紀後，這座城被重建為羅馬殖民地，居民多為前羅馬奴隸。到了保羅造訪時，哥林多已成為一座國際化的城，居住著羅馬人、希臘人、猶太人，以及來自地中海各地的民族，並且有許多國際旅客經過。這樣的族群多樣性，使得初期教會的成員多元化，這也可能是教會內部衝突的原因之一（見保羅對他們分黨紛爭的責備，</w:t>
       </w:r>
-      <w:hyperlink r:id="rId15">
-        <w:r>
-          <w:rPr>
-            <w:lang w:val="zh_TW" w:bidi="zh_TW"/>
-          </w:rPr>
-          <w:rPr>
-            <w:color w:val="0000EE"/>
-            <w:u w:val="single"/>
-          </w:rPr>
-          <w:t>1:10–12，</w:t>
-        </w:r>
-      </w:hyperlink>
-      <w:hyperlink r:id="rId16">
-        <w:r>
-          <w:rPr>
-            <w:lang w:val="zh_TW" w:bidi="zh_TW"/>
-          </w:rPr>
-          <w:rPr>
-            <w:color w:val="0000EE"/>
-            <w:u w:val="single"/>
-          </w:rPr>
-          <w:t>3:1–4</w:t>
-        </w:r>
-      </w:hyperlink>
+      <w:r>
+        <w:rPr>
+          <w:lang w:val="zh_TW" w:bidi="zh_TW"/>
+        </w:rPr>
+        <w:t>1:10–12，</w:t>
+      </w:r>
+      <w:r>
+        <w:rPr>
+          <w:lang w:val="zh_TW" w:bidi="zh_TW"/>
+        </w:rPr>
+        <w:t>3:1–4</w:t>
+      </w:r>
       <w:r>
         <w:rPr>
           <w:lang w:val="zh_TW" w:bidi="zh_TW"/>
@@ -370,18 +346,12 @@
         </w:rPr>
         <w:t>保羅在第二次宣教旅程期間（約公元50年）首次來到哥林多，此前他剛完成在北方的馬其頓省及雅典的事工。他意識到這座城對福音事工的戰略價值，因此在哥林多停留了一年半（公元50–52年；見</w:t>
       </w:r>
-      <w:hyperlink r:id="rId17">
-        <w:r>
-          <w:rPr>
-            <w:lang w:val="zh_TW" w:bidi="zh_TW"/>
-          </w:rPr>
-          <w:rPr>
-            <w:color w:val="0000EE"/>
-            <w:u w:val="single"/>
-          </w:rPr>
-          <w:t>徒18:1–17</w:t>
-        </w:r>
-      </w:hyperlink>
+      <w:r>
+        <w:rPr>
+          <w:lang w:val="zh_TW" w:bidi="zh_TW"/>
+        </w:rPr>
+        <w:t>徒18:1–17</w:t>
+      </w:r>
       <w:r>
         <w:rPr>
           <w:lang w:val="zh_TW" w:bidi="zh_TW"/>
@@ -445,18 +415,12 @@
         </w:rPr>
         <w:t>批評保羅傳福音的方式缺乏智慧的言語（</w:t>
       </w:r>
-      <w:hyperlink r:id="rId18">
-        <w:r>
-          <w:rPr>
-            <w:lang w:val="zh_TW" w:bidi="zh_TW"/>
-          </w:rPr>
-          <w:rPr>
-            <w:color w:val="0000EE"/>
-            <w:u w:val="single"/>
-          </w:rPr>
-          <w:t>1:1–4:21</w:t>
-        </w:r>
-      </w:hyperlink>
+      <w:r>
+        <w:rPr>
+          <w:lang w:val="zh_TW" w:bidi="zh_TW"/>
+        </w:rPr>
+        <w:t>1:1–4:21</w:t>
+      </w:r>
       <w:r>
         <w:rPr>
           <w:lang w:val="zh_TW" w:bidi="zh_TW"/>
@@ -481,18 +445,12 @@
         </w:rPr>
         <w:t>教會內一宗公然的淫亂案件（</w:t>
       </w:r>
-      <w:hyperlink r:id="rId13">
-        <w:r>
-          <w:rPr>
-            <w:lang w:val="zh_TW" w:bidi="zh_TW"/>
-          </w:rPr>
-          <w:rPr>
-            <w:color w:val="0000EE"/>
-            <w:u w:val="single"/>
-          </w:rPr>
-          <w:t>5:1–13</w:t>
-        </w:r>
-      </w:hyperlink>
+      <w:r>
+        <w:rPr>
+          <w:lang w:val="zh_TW" w:bidi="zh_TW"/>
+        </w:rPr>
+        <w:t>5:1–13</w:t>
+      </w:r>
       <w:r>
         <w:rPr>
           <w:lang w:val="zh_TW" w:bidi="zh_TW"/>
@@ -517,18 +475,12 @@
         </w:rPr>
         <w:t>基督徒習慣將彼此的糾紛帶到異教法庭解決（</w:t>
       </w:r>
-      <w:hyperlink r:id="rId19">
-        <w:r>
-          <w:rPr>
-            <w:lang w:val="zh_TW" w:bidi="zh_TW"/>
-          </w:rPr>
-          <w:rPr>
-            <w:color w:val="0000EE"/>
-            <w:u w:val="single"/>
-          </w:rPr>
-          <w:t>6:1–20</w:t>
-        </w:r>
-      </w:hyperlink>
+      <w:r>
+        <w:rPr>
+          <w:lang w:val="zh_TW" w:bidi="zh_TW"/>
+        </w:rPr>
+        <w:t>6:1–20</w:t>
+      </w:r>
       <w:r>
         <w:rPr>
           <w:lang w:val="zh_TW" w:bidi="zh_TW"/>
@@ -553,18 +505,12 @@
         </w:rPr>
         <w:t>有關淫亂行為的問題（</w:t>
       </w:r>
-      <w:hyperlink r:id="rId19">
-        <w:r>
-          <w:rPr>
-            <w:lang w:val="zh_TW" w:bidi="zh_TW"/>
-          </w:rPr>
-          <w:rPr>
-            <w:color w:val="0000EE"/>
-            <w:u w:val="single"/>
-          </w:rPr>
-          <w:t>6:1–20</w:t>
-        </w:r>
-      </w:hyperlink>
+      <w:r>
+        <w:rPr>
+          <w:lang w:val="zh_TW" w:bidi="zh_TW"/>
+        </w:rPr>
+        <w:t>6:1–20</w:t>
+      </w:r>
       <w:r>
         <w:rPr>
           <w:lang w:val="zh_TW" w:bidi="zh_TW"/>
@@ -589,18 +535,12 @@
         </w:rPr>
         <w:t>婚姻、休妻和保持單身的問題（</w:t>
       </w:r>
-      <w:hyperlink r:id="rId20">
-        <w:r>
-          <w:rPr>
-            <w:lang w:val="zh_TW" w:bidi="zh_TW"/>
-          </w:rPr>
-          <w:rPr>
-            <w:color w:val="0000EE"/>
-            <w:u w:val="single"/>
-          </w:rPr>
-          <w:t>7:1–40</w:t>
-        </w:r>
-      </w:hyperlink>
+      <w:r>
+        <w:rPr>
+          <w:lang w:val="zh_TW" w:bidi="zh_TW"/>
+        </w:rPr>
+        <w:t>7:1–40</w:t>
+      </w:r>
       <w:r>
         <w:rPr>
           <w:lang w:val="zh_TW" w:bidi="zh_TW"/>
@@ -625,18 +565,12 @@
         </w:rPr>
         <w:t>信徒是否可以吃祭偶像的肉（</w:t>
       </w:r>
-      <w:hyperlink r:id="rId21">
-        <w:r>
-          <w:rPr>
-            <w:lang w:val="zh_TW" w:bidi="zh_TW"/>
-          </w:rPr>
-          <w:rPr>
-            <w:color w:val="0000EE"/>
-            <w:u w:val="single"/>
-          </w:rPr>
-          <w:t>8:1–10:33</w:t>
-        </w:r>
-      </w:hyperlink>
+      <w:r>
+        <w:rPr>
+          <w:lang w:val="zh_TW" w:bidi="zh_TW"/>
+        </w:rPr>
+        <w:t>8:1–10:33</w:t>
+      </w:r>
       <w:r>
         <w:rPr>
           <w:lang w:val="zh_TW" w:bidi="zh_TW"/>
@@ -661,18 +595,12 @@
         </w:rPr>
         <w:t>女性在公開事奉時的適當服飾（</w:t>
       </w:r>
-      <w:hyperlink r:id="rId22">
-        <w:r>
-          <w:rPr>
-            <w:lang w:val="zh_TW" w:bidi="zh_TW"/>
-          </w:rPr>
-          <w:rPr>
-            <w:color w:val="0000EE"/>
-            <w:u w:val="single"/>
-          </w:rPr>
-          <w:t>11:1–34</w:t>
-        </w:r>
-      </w:hyperlink>
+      <w:r>
+        <w:rPr>
+          <w:lang w:val="zh_TW" w:bidi="zh_TW"/>
+        </w:rPr>
+        <w:t>11:1–34</w:t>
+      </w:r>
       <w:r>
         <w:rPr>
           <w:lang w:val="zh_TW" w:bidi="zh_TW"/>
@@ -697,18 +625,12 @@
         </w:rPr>
         <w:t>在領受主的晚餐時的輕慢與不敬行為（</w:t>
       </w:r>
-      <w:hyperlink r:id="rId22">
-        <w:r>
-          <w:rPr>
-            <w:lang w:val="zh_TW" w:bidi="zh_TW"/>
-          </w:rPr>
-          <w:rPr>
-            <w:color w:val="0000EE"/>
-            <w:u w:val="single"/>
-          </w:rPr>
-          <w:t>11:1–34</w:t>
-        </w:r>
-      </w:hyperlink>
+      <w:r>
+        <w:rPr>
+          <w:lang w:val="zh_TW" w:bidi="zh_TW"/>
+        </w:rPr>
+        <w:t>11:1–34</w:t>
+      </w:r>
       <w:r>
         <w:rPr>
           <w:lang w:val="zh_TW" w:bidi="zh_TW"/>
@@ -733,18 +655,12 @@
         </w:rPr>
         <w:t>對屬靈恩賜的錯誤理解與實踐問題 (</w:t>
       </w:r>
-      <w:hyperlink r:id="rId23">
-        <w:r>
-          <w:rPr>
-            <w:lang w:val="zh_TW" w:bidi="zh_TW"/>
-          </w:rPr>
-          <w:rPr>
-            <w:color w:val="0000EE"/>
-            <w:u w:val="single"/>
-          </w:rPr>
-          <w:t>12:1–14:40</w:t>
-        </w:r>
-      </w:hyperlink>
+      <w:r>
+        <w:rPr>
+          <w:lang w:val="zh_TW" w:bidi="zh_TW"/>
+        </w:rPr>
+        <w:t>12:1–14:40</w:t>
+      </w:r>
       <w:r>
         <w:rPr>
           <w:lang w:val="zh_TW" w:bidi="zh_TW"/>
@@ -769,18 +685,12 @@
         </w:rPr>
         <w:t>對死人復活的懷疑 (</w:t>
       </w:r>
-      <w:hyperlink r:id="rId24">
-        <w:r>
-          <w:rPr>
-            <w:lang w:val="zh_TW" w:bidi="zh_TW"/>
-          </w:rPr>
-          <w:rPr>
-            <w:color w:val="0000EE"/>
-            <w:u w:val="single"/>
-          </w:rPr>
-          <w:t>15:1–58</w:t>
-        </w:r>
-      </w:hyperlink>
+      <w:r>
+        <w:rPr>
+          <w:lang w:val="zh_TW" w:bidi="zh_TW"/>
+        </w:rPr>
+        <w:t>15:1–58</w:t>
+      </w:r>
       <w:r>
         <w:rPr>
           <w:lang w:val="zh_TW" w:bidi="zh_TW"/>
@@ -812,36 +722,24 @@
         </w:rPr>
         <w:t>人們普遍認為保羅是哥林多前書的作者。然而，有些學者質疑</w:t>
       </w:r>
-      <w:hyperlink r:id="rId25">
-        <w:r>
-          <w:rPr>
-            <w:lang w:val="zh_TW" w:bidi="zh_TW"/>
-          </w:rPr>
-          <w:rPr>
-            <w:color w:val="0000EE"/>
-            <w:u w:val="single"/>
-          </w:rPr>
-          <w:t>十四章34至35節</w:t>
-        </w:r>
-      </w:hyperlink>
+      <w:r>
+        <w:rPr>
+          <w:lang w:val="zh_TW" w:bidi="zh_TW"/>
+        </w:rPr>
+        <w:t>十四章34至35節</w:t>
+      </w:r>
       <w:r>
         <w:rPr>
           <w:lang w:val="zh_TW" w:bidi="zh_TW"/>
         </w:rPr>
         <w:t>的真實性（見該處的研讀註釋）。按照古代世界的常見做法，保羅使用了一位書記代筆，記錄這封書信（見</w:t>
       </w:r>
-      <w:hyperlink r:id="rId26">
-        <w:r>
-          <w:rPr>
-            <w:lang w:val="zh_TW" w:bidi="zh_TW"/>
-          </w:rPr>
-          <w:rPr>
-            <w:color w:val="0000EE"/>
-            <w:u w:val="single"/>
-          </w:rPr>
-          <w:t>16:21</w:t>
-        </w:r>
-      </w:hyperlink>
+      <w:r>
+        <w:rPr>
+          <w:lang w:val="zh_TW" w:bidi="zh_TW"/>
+        </w:rPr>
+        <w:t>16:21</w:t>
+      </w:r>
       <w:r>
         <w:rPr>
           <w:lang w:val="zh_TW" w:bidi="zh_TW"/>
@@ -873,108 +771,72 @@
         </w:rPr>
         <w:t>這封書信寫於保羅的第三次宣教旅程，當時他在以弗所停留了約兩至三年（約公元53至56年；見</w:t>
       </w:r>
-      <w:hyperlink r:id="rId27">
-        <w:r>
-          <w:rPr>
-            <w:lang w:val="zh_TW" w:bidi="zh_TW"/>
-          </w:rPr>
-          <w:rPr>
-            <w:color w:val="0000EE"/>
-            <w:u w:val="single"/>
-          </w:rPr>
-          <w:t>徒19:1–41</w:t>
-        </w:r>
-      </w:hyperlink>
+      <w:r>
+        <w:rPr>
+          <w:lang w:val="zh_TW" w:bidi="zh_TW"/>
+        </w:rPr>
+        <w:t>徒19:1–41</w:t>
+      </w:r>
       <w:r>
         <w:rPr>
           <w:lang w:val="zh_TW" w:bidi="zh_TW"/>
         </w:rPr>
         <w:t>）。在此之前，保羅曾寫過一封給哥林多教會的信（見</w:t>
       </w:r>
-      <w:hyperlink r:id="rId28">
-        <w:r>
-          <w:rPr>
-            <w:lang w:val="zh_TW" w:bidi="zh_TW"/>
-          </w:rPr>
-          <w:rPr>
-            <w:color w:val="0000EE"/>
-            <w:u w:val="single"/>
-          </w:rPr>
-          <w:t>林前5:9</w:t>
-        </w:r>
-      </w:hyperlink>
+      <w:r>
+        <w:rPr>
+          <w:lang w:val="zh_TW" w:bidi="zh_TW"/>
+        </w:rPr>
+        <w:t>林前5:9</w:t>
+      </w:r>
       <w:r>
         <w:rPr>
           <w:lang w:val="zh_TW" w:bidi="zh_TW"/>
         </w:rPr>
         <w:t>），而哥林多人也回信向他請教了一些問題（例如見</w:t>
       </w:r>
-      <w:hyperlink r:id="rId29">
-        <w:r>
-          <w:rPr>
-            <w:lang w:val="zh_TW" w:bidi="zh_TW"/>
-          </w:rPr>
-          <w:rPr>
-            <w:color w:val="0000EE"/>
-            <w:u w:val="single"/>
-          </w:rPr>
-          <w:t>7:1</w:t>
-        </w:r>
-      </w:hyperlink>
+      <w:r>
+        <w:rPr>
+          <w:lang w:val="zh_TW" w:bidi="zh_TW"/>
+        </w:rPr>
+        <w:t>7:1</w:t>
+      </w:r>
       <w:r>
         <w:rPr>
           <w:lang w:val="zh_TW" w:bidi="zh_TW"/>
         </w:rPr>
         <w:t>）。此外，保羅還從哥林多收到了一些報告和訪客回報（見</w:t>
       </w:r>
-      <w:hyperlink r:id="rId30">
-        <w:r>
-          <w:rPr>
-            <w:lang w:val="zh_TW" w:bidi="zh_TW"/>
-          </w:rPr>
-          <w:rPr>
-            <w:color w:val="0000EE"/>
-            <w:u w:val="single"/>
-          </w:rPr>
-          <w:t>1:11</w:t>
-        </w:r>
-      </w:hyperlink>
+      <w:r>
+        <w:rPr>
+          <w:lang w:val="zh_TW" w:bidi="zh_TW"/>
+        </w:rPr>
+        <w:t>1:11</w:t>
+      </w:r>
       <w:r>
         <w:rPr>
           <w:lang w:val="zh_TW" w:bidi="zh_TW"/>
         </w:rPr>
         <w:t>，</w:t>
       </w:r>
-      <w:hyperlink r:id="rId31">
-        <w:r>
-          <w:rPr>
-            <w:lang w:val="zh_TW" w:bidi="zh_TW"/>
-          </w:rPr>
-          <w:rPr>
-            <w:color w:val="0000EE"/>
-            <w:u w:val="single"/>
-          </w:rPr>
-          <w:t>16:15–17</w:t>
-        </w:r>
-      </w:hyperlink>
+      <w:r>
+        <w:rPr>
+          <w:lang w:val="zh_TW" w:bidi="zh_TW"/>
+        </w:rPr>
+        <w:t>16:15–17</w:t>
+      </w:r>
       <w:r>
         <w:rPr>
           <w:lang w:val="zh_TW" w:bidi="zh_TW"/>
         </w:rPr>
         <w:t>），使他意識到這個年輕教會面臨的諸多問題。因此，這封書信充滿對具體問題的勸誡與指導，作為他的回應。這封信可能是由司提反、福徒拿都、亞該古（見</w:t>
       </w:r>
-      <w:hyperlink r:id="rId31">
-        <w:r>
-          <w:rPr>
-            <w:lang w:val="zh_TW" w:bidi="zh_TW"/>
-          </w:rPr>
-          <w:rPr>
-            <w:color w:val="0000EE"/>
-            <w:u w:val="single"/>
-          </w:rPr>
-          <w:t>16:15–17</w:t>
-        </w:r>
-      </w:hyperlink>
+      <w:r>
+        <w:rPr>
+          <w:lang w:val="zh_TW" w:bidi="zh_TW"/>
+        </w:rPr>
+        <w:t>16:15–17</w:t>
+      </w:r>
       <w:r>
         <w:rPr>
           <w:lang w:val="zh_TW" w:bidi="zh_TW"/>
@@ -995,30 +857,18 @@
         </w:rPr>
         <w:t>然而，一些問題似乎仍未解決，因此保羅後來親自前往哥林多，並寫了一封措辭嚴厲的信，這封信已佚失。保羅在哥林多後書中提及此事，這封書信帶有強烈的情感色彩，寫於他離開以弗所後、在馬其頓時，當時他正計劃再次探訪哥林多教會（見</w:t>
       </w:r>
-      <w:hyperlink r:id="rId32">
-        <w:r>
-          <w:rPr>
-            <w:lang w:val="zh_TW" w:bidi="zh_TW"/>
-          </w:rPr>
-          <w:rPr>
-            <w:color w:val="0000EE"/>
-            <w:u w:val="single"/>
-          </w:rPr>
-          <w:t>林後2:1–11，</w:t>
-        </w:r>
-      </w:hyperlink>
-      <w:hyperlink r:id="rId33">
-        <w:r>
-          <w:rPr>
-            <w:lang w:val="zh_TW" w:bidi="zh_TW"/>
-          </w:rPr>
-          <w:rPr>
-            <w:color w:val="0000EE"/>
-            <w:u w:val="single"/>
-          </w:rPr>
-          <w:t>7:8–10</w:t>
-        </w:r>
-      </w:hyperlink>
+      <w:r>
+        <w:rPr>
+          <w:lang w:val="zh_TW" w:bidi="zh_TW"/>
+        </w:rPr>
+        <w:t>林後2:1–11，</w:t>
+      </w:r>
+      <w:r>
+        <w:rPr>
+          <w:lang w:val="zh_TW" w:bidi="zh_TW"/>
+        </w:rPr>
+        <w:t>7:8–10</w:t>
+      </w:r>
       <w:r>
         <w:rPr>
           <w:lang w:val="zh_TW" w:bidi="zh_TW"/>
@@ -1090,36 +940,24 @@
         </w:rPr>
         <w:t>因此，例如當保羅談論性道德的議題時（</w:t>
       </w:r>
-      <w:hyperlink r:id="rId34">
-        <w:r>
-          <w:rPr>
-            <w:lang w:val="zh_TW" w:bidi="zh_TW"/>
-          </w:rPr>
-          <w:rPr>
-            <w:color w:val="0000EE"/>
-            <w:u w:val="single"/>
-          </w:rPr>
-          <w:t>5:1–6:20</w:t>
-        </w:r>
-      </w:hyperlink>
+      <w:r>
+        <w:rPr>
+          <w:lang w:val="zh_TW" w:bidi="zh_TW"/>
+        </w:rPr>
+        <w:t>5:1–6:20</w:t>
+      </w:r>
       <w:r>
         <w:rPr>
           <w:lang w:val="zh_TW" w:bidi="zh_TW"/>
         </w:rPr>
         <w:t>），他提醒教會，信徒因基督的犧牲而成為新人，因此應當活出與此相稱的生活。他勸勉信徒保持忠貞的理由，並非遵守摩西律法，而是要理解自己與基督聯合，並成為聖靈的殿（</w:t>
       </w:r>
-      <w:hyperlink r:id="rId35">
-        <w:r>
-          <w:rPr>
-            <w:lang w:val="zh_TW" w:bidi="zh_TW"/>
-          </w:rPr>
-          <w:rPr>
-            <w:color w:val="0000EE"/>
-            <w:u w:val="single"/>
-          </w:rPr>
-          <w:t>6:15–20</w:t>
-        </w:r>
-      </w:hyperlink>
+      <w:r>
+        <w:rPr>
+          <w:lang w:val="zh_TW" w:bidi="zh_TW"/>
+        </w:rPr>
+        <w:t>6:15–20</w:t>
+      </w:r>
       <w:r>
         <w:rPr>
           <w:lang w:val="zh_TW" w:bidi="zh_TW"/>
@@ -1140,18 +978,12 @@
         </w:rPr>
         <w:t>當保羅不鼓勵信徒對簿於異教法庭時（</w:t>
       </w:r>
-      <w:hyperlink r:id="rId36">
-        <w:r>
-          <w:rPr>
-            <w:lang w:val="zh_TW" w:bidi="zh_TW"/>
-          </w:rPr>
-          <w:rPr>
-            <w:color w:val="0000EE"/>
-            <w:u w:val="single"/>
-          </w:rPr>
-          <w:t>6:1–8</w:t>
-        </w:r>
-      </w:hyperlink>
+      <w:r>
+        <w:rPr>
+          <w:lang w:val="zh_TW" w:bidi="zh_TW"/>
+        </w:rPr>
+        <w:t>6:1–8</w:t>
+      </w:r>
       <w:r>
         <w:rPr>
           <w:lang w:val="zh_TW" w:bidi="zh_TW"/>
@@ -1172,18 +1004,12 @@
         </w:rPr>
         <w:t>當保羅給予婚姻建議時（</w:t>
       </w:r>
-      <w:hyperlink r:id="rId20">
-        <w:r>
-          <w:rPr>
-            <w:lang w:val="zh_TW" w:bidi="zh_TW"/>
-          </w:rPr>
-          <w:rPr>
-            <w:color w:val="0000EE"/>
-            <w:u w:val="single"/>
-          </w:rPr>
-          <w:t>7:1–40</w:t>
-        </w:r>
-      </w:hyperlink>
+      <w:r>
+        <w:rPr>
+          <w:lang w:val="zh_TW" w:bidi="zh_TW"/>
+        </w:rPr>
+        <w:t>7:1–40</w:t>
+      </w:r>
       <w:r>
         <w:rPr>
           <w:lang w:val="zh_TW" w:bidi="zh_TW"/>
@@ -1204,30 +1030,18 @@
         </w:rPr>
         <w:t>當保羅論及信徒是否可以吃祭偶像的肉時（</w:t>
       </w:r>
-      <w:hyperlink r:id="rId37">
-        <w:r>
-          <w:rPr>
-            <w:lang w:val="zh_TW" w:bidi="zh_TW"/>
-          </w:rPr>
-          <w:rPr>
-            <w:color w:val="0000EE"/>
-            <w:u w:val="single"/>
-          </w:rPr>
-          <w:t>8:1–13，</w:t>
-        </w:r>
-      </w:hyperlink>
-      <w:hyperlink r:id="rId38">
-        <w:r>
-          <w:rPr>
-            <w:lang w:val="zh_TW" w:bidi="zh_TW"/>
-          </w:rPr>
-          <w:rPr>
-            <w:color w:val="0000EE"/>
-            <w:u w:val="single"/>
-          </w:rPr>
-          <w:t>10:1–11:1</w:t>
-        </w:r>
-      </w:hyperlink>
+      <w:r>
+        <w:rPr>
+          <w:lang w:val="zh_TW" w:bidi="zh_TW"/>
+        </w:rPr>
+        <w:t>8:1–13，</w:t>
+      </w:r>
+      <w:r>
+        <w:rPr>
+          <w:lang w:val="zh_TW" w:bidi="zh_TW"/>
+        </w:rPr>
+        <w:t>10:1–11:1</w:t>
+      </w:r>
       <w:r>
         <w:rPr>
           <w:lang w:val="zh_TW" w:bidi="zh_TW"/>
@@ -1248,54 +1062,36 @@
         </w:rPr>
         <w:t>在保羅的想法中，基督徒的行為乃是感恩回應，回應神在基督裡，並透過福音所彰顯的憐憫與恩典。信徒的整個生命，應當體現對神的敬虔和對人的愛（見</w:t>
       </w:r>
-      <w:hyperlink r:id="rId39">
-        <w:r>
-          <w:rPr>
-            <w:lang w:val="zh_TW" w:bidi="zh_TW"/>
-          </w:rPr>
-          <w:rPr>
-            <w:color w:val="0000EE"/>
-            <w:u w:val="single"/>
-          </w:rPr>
-          <w:t>10:31–33</w:t>
-        </w:r>
-      </w:hyperlink>
+      <w:r>
+        <w:rPr>
+          <w:lang w:val="zh_TW" w:bidi="zh_TW"/>
+        </w:rPr>
+        <w:t>10:31–33</w:t>
+      </w:r>
       <w:r>
         <w:rPr>
           <w:lang w:val="zh_TW" w:bidi="zh_TW"/>
         </w:rPr>
         <w:t>）。這相當於保羅對耶穌兩條最大誡命的應用（</w:t>
       </w:r>
-      <w:hyperlink r:id="rId40">
-        <w:r>
-          <w:rPr>
-            <w:lang w:val="zh_TW" w:bidi="zh_TW"/>
-          </w:rPr>
-          <w:rPr>
-            <w:color w:val="0000EE"/>
-            <w:u w:val="single"/>
-          </w:rPr>
-          <w:t>太22:36–40</w:t>
-        </w:r>
-      </w:hyperlink>
+      <w:r>
+        <w:rPr>
+          <w:lang w:val="zh_TW" w:bidi="zh_TW"/>
+        </w:rPr>
+        <w:t>太22:36–40</w:t>
+      </w:r>
       <w:r>
         <w:rPr>
           <w:lang w:val="zh_TW" w:bidi="zh_TW"/>
         </w:rPr>
         <w:t>；</w:t>
       </w:r>
-      <w:hyperlink r:id="rId41">
-        <w:r>
-          <w:rPr>
-            <w:lang w:val="zh_TW" w:bidi="zh_TW"/>
-          </w:rPr>
-          <w:rPr>
-            <w:color w:val="0000EE"/>
-            <w:u w:val="single"/>
-          </w:rPr>
-          <w:t>路10:25–37</w:t>
-        </w:r>
-      </w:hyperlink>
+      <w:r>
+        <w:rPr>
+          <w:lang w:val="zh_TW" w:bidi="zh_TW"/>
+        </w:rPr>
+        <w:t>路10:25–37</w:t>
+      </w:r>
       <w:r>
         <w:rPr>
           <w:lang w:val="zh_TW" w:bidi="zh_TW"/>
@@ -1316,18 +1112,12 @@
         </w:rPr>
         <w:t>保羅對傳福音的理解。當保羅因其傳福音的方式未經雕琢，又不運用智慧的言語，而受到批評時（</w:t>
       </w:r>
-      <w:hyperlink r:id="rId18">
-        <w:r>
-          <w:rPr>
-            <w:lang w:val="zh_TW" w:bidi="zh_TW"/>
-          </w:rPr>
-          <w:rPr>
-            <w:color w:val="0000EE"/>
-            <w:u w:val="single"/>
-          </w:rPr>
-          <w:t>林前1:1–4:21</w:t>
-        </w:r>
-      </w:hyperlink>
+      <w:r>
+        <w:rPr>
+          <w:lang w:val="zh_TW" w:bidi="zh_TW"/>
+        </w:rPr>
+        <w:t>林前1:1–4:21</w:t>
+      </w:r>
       <w:r>
         <w:rPr>
           <w:lang w:val="zh_TW" w:bidi="zh_TW"/>
@@ -1348,108 +1138,72 @@
         </w:rPr>
         <w:t>教會中的合一與愛。信徒合一是這封書信中的重要主題，因為保羅所處理的許多問題，顯然都在教會內部引發分裂（見</w:t>
       </w:r>
-      <w:hyperlink r:id="rId42">
-        <w:r>
-          <w:rPr>
-            <w:lang w:val="zh_TW" w:bidi="zh_TW"/>
-          </w:rPr>
-          <w:rPr>
-            <w:color w:val="0000EE"/>
-            <w:u w:val="single"/>
-          </w:rPr>
-          <w:t>1:10–4:21</w:t>
-        </w:r>
-      </w:hyperlink>
+      <w:r>
+        <w:rPr>
+          <w:lang w:val="zh_TW" w:bidi="zh_TW"/>
+        </w:rPr>
+        <w:t>1:10–4:21</w:t>
+      </w:r>
       <w:r>
         <w:rPr>
           <w:lang w:val="zh_TW" w:bidi="zh_TW"/>
         </w:rPr>
         <w:t>，關於分黨結派；</w:t>
       </w:r>
-      <w:hyperlink r:id="rId43">
-        <w:r>
-          <w:rPr>
-            <w:lang w:val="zh_TW" w:bidi="zh_TW"/>
-          </w:rPr>
-          <w:rPr>
-            <w:color w:val="0000EE"/>
-            <w:u w:val="single"/>
-          </w:rPr>
-          <w:t>6:1–12</w:t>
-        </w:r>
-      </w:hyperlink>
+      <w:r>
+        <w:rPr>
+          <w:lang w:val="zh_TW" w:bidi="zh_TW"/>
+        </w:rPr>
+        <w:t>6:1–12</w:t>
+      </w:r>
       <w:r>
         <w:rPr>
           <w:lang w:val="zh_TW" w:bidi="zh_TW"/>
         </w:rPr>
         <w:t>，基督徒彼此告上法庭；</w:t>
       </w:r>
-      <w:hyperlink r:id="rId44">
-        <w:r>
-          <w:rPr>
-            <w:lang w:val="zh_TW" w:bidi="zh_TW"/>
-          </w:rPr>
-          <w:rPr>
-            <w:color w:val="0000EE"/>
-            <w:u w:val="single"/>
-          </w:rPr>
-          <w:t>8:1–11:1</w:t>
-        </w:r>
-      </w:hyperlink>
+      <w:r>
+        <w:rPr>
+          <w:lang w:val="zh_TW" w:bidi="zh_TW"/>
+        </w:rPr>
+        <w:t>8:1–11:1</w:t>
+      </w:r>
       <w:r>
         <w:rPr>
           <w:lang w:val="zh_TW" w:bidi="zh_TW"/>
         </w:rPr>
         <w:t>，關於祭偶像之物的不同看法；</w:t>
       </w:r>
-      <w:hyperlink r:id="rId45">
-        <w:r>
-          <w:rPr>
-            <w:lang w:val="zh_TW" w:bidi="zh_TW"/>
-          </w:rPr>
-          <w:rPr>
-            <w:color w:val="0000EE"/>
-            <w:u w:val="single"/>
-          </w:rPr>
-          <w:t>11:2–16</w:t>
-        </w:r>
-      </w:hyperlink>
+      <w:r>
+        <w:rPr>
+          <w:lang w:val="zh_TW" w:bidi="zh_TW"/>
+        </w:rPr>
+        <w:t>11:2–16</w:t>
+      </w:r>
       <w:r>
         <w:rPr>
           <w:lang w:val="zh_TW" w:bidi="zh_TW"/>
         </w:rPr>
         <w:t>，關於女性公開事奉時所穿服飾的爭議；</w:t>
       </w:r>
-      <w:hyperlink r:id="rId46">
-        <w:r>
-          <w:rPr>
-            <w:lang w:val="zh_TW" w:bidi="zh_TW"/>
-          </w:rPr>
-          <w:rPr>
-            <w:color w:val="0000EE"/>
-            <w:u w:val="single"/>
-          </w:rPr>
-          <w:t>11:17–34</w:t>
-        </w:r>
-      </w:hyperlink>
+      <w:r>
+        <w:rPr>
+          <w:lang w:val="zh_TW" w:bidi="zh_TW"/>
+        </w:rPr>
+        <w:t>11:17–34</w:t>
+      </w:r>
       <w:r>
         <w:rPr>
           <w:lang w:val="zh_TW" w:bidi="zh_TW"/>
         </w:rPr>
         <w:t>，關於領受主的晚餐的問題）。信徒因共同委身基督為主，並共享聖靈的經歷，而成為基督身體的肢體，應當彼此合一。這書信包含保羅對基督徒之愛的經典論述（</w:t>
       </w:r>
-      <w:hyperlink r:id="rId47">
-        <w:r>
-          <w:rPr>
-            <w:lang w:val="zh_TW" w:bidi="zh_TW"/>
-          </w:rPr>
-          <w:rPr>
-            <w:color w:val="0000EE"/>
-            <w:u w:val="single"/>
-          </w:rPr>
-          <w:t>13</w:t>
-        </w:r>
-      </w:hyperlink>
+      <w:r>
+        <w:rPr>
+          <w:lang w:val="zh_TW" w:bidi="zh_TW"/>
+        </w:rPr>
+        <w:t>13</w:t>
+      </w:r>
       <w:r>
         <w:rPr>
           <w:lang w:val="zh_TW" w:bidi="zh_TW"/>
@@ -1470,36 +1224,24 @@
         </w:rPr>
         <w:t>婚姻、休妻與單身生活。保羅對婚姻極為重視，並且強烈反對休妻。鑑於當時基督徒所面對的艱難處境，以及他對基督即將再來的期待（見</w:t>
       </w:r>
-      <w:hyperlink r:id="rId48">
-        <w:r>
-          <w:rPr>
-            <w:lang w:val="zh_TW" w:bidi="zh_TW"/>
-          </w:rPr>
-          <w:rPr>
-            <w:color w:val="0000EE"/>
-            <w:u w:val="single"/>
-          </w:rPr>
-          <w:t>7:25–31</w:t>
-        </w:r>
-      </w:hyperlink>
+      <w:r>
+        <w:rPr>
+          <w:lang w:val="zh_TW" w:bidi="zh_TW"/>
+        </w:rPr>
+        <w:t>7:25–31</w:t>
+      </w:r>
       <w:r>
         <w:rPr>
           <w:lang w:val="zh_TW" w:bidi="zh_TW"/>
         </w:rPr>
         <w:t>），保羅鼓勵那些尚未結婚的人保持單身，視單身為更加專心投身基督事工的機會（見</w:t>
       </w:r>
-      <w:hyperlink r:id="rId49">
-        <w:r>
-          <w:rPr>
-            <w:lang w:val="zh_TW" w:bidi="zh_TW"/>
-          </w:rPr>
-          <w:rPr>
-            <w:color w:val="0000EE"/>
-            <w:u w:val="single"/>
-          </w:rPr>
-          <w:t>7:32–35</w:t>
-        </w:r>
-      </w:hyperlink>
+      <w:r>
+        <w:rPr>
+          <w:lang w:val="zh_TW" w:bidi="zh_TW"/>
+        </w:rPr>
+        <w:t>7:32–35</w:t>
+      </w:r>
       <w:r>
         <w:rPr>
           <w:lang w:val="zh_TW" w:bidi="zh_TW"/>
@@ -1520,18 +1262,12 @@
         </w:rPr>
         <w:t>主的晚餐。這封書信為我們提供了新約中，對主的晚餐最詳盡的論述（</w:t>
       </w:r>
-      <w:hyperlink r:id="rId50">
-        <w:r>
-          <w:rPr>
-            <w:lang w:val="zh_TW" w:bidi="zh_TW"/>
-          </w:rPr>
-          <w:rPr>
-            <w:color w:val="0000EE"/>
-            <w:u w:val="single"/>
-          </w:rPr>
-          <w:t>10–11</w:t>
-        </w:r>
-      </w:hyperlink>
+      <w:r>
+        <w:rPr>
+          <w:lang w:val="zh_TW" w:bidi="zh_TW"/>
+        </w:rPr>
+        <w:t>10–11</w:t>
+      </w:r>
       <w:r>
         <w:rPr>
           <w:lang w:val="zh_TW" w:bidi="zh_TW"/>
@@ -1552,35 +1288,23 @@
         </w:rPr>
         <w:t>教會如同身體。保羅將教會理解為一個由聖靈引導、充滿活力的身體，其中不同的肢體各司其職（</w:t>
       </w:r>
-      <w:hyperlink r:id="rId51">
-        <w:r>
-          <w:rPr>
-            <w:lang w:val="zh_TW" w:bidi="zh_TW"/>
-          </w:rPr>
-          <w:rPr>
-            <w:color w:val="0000EE"/>
-            <w:u w:val="single"/>
-          </w:rPr>
-          <w:t>12，</w:t>
-        </w:r>
-      </w:hyperlink>
-      <w:hyperlink r:id="rId52">
-        <w:r>
-          <w:rPr>
-            <w:lang w:val="zh_TW" w:bidi="zh_TW"/>
-          </w:rPr>
-          <w:rPr>
-            <w:color w:val="0000EE"/>
-            <w:u w:val="single"/>
-          </w:rPr>
-          <w:t>14</w:t>
-        </w:r>
-      </w:hyperlink>
-      <w:r>
-        <w:rPr>
-          <w:lang w:val="zh_TW" w:bidi="zh_TW"/>
-        </w:rPr>
-        <w:t>章）。在基督信仰初期，尚未出現聖職人員與平信徒之間的區別，教會的不同角色共同構成了聖靈恩賜的互補事奉。每個信徒都在建立教會中扮演重要角色，並倚靠聖靈的能力與指引來履行其職責。</w:t>
+      <w:r>
+        <w:rPr>
+          <w:lang w:val="zh_TW" w:bidi="zh_TW"/>
+        </w:rPr>
+        <w:t>12，</w:t>
+      </w:r>
+      <w:r>
+        <w:rPr>
+          <w:lang w:val="zh_TW" w:bidi="zh_TW"/>
+        </w:rPr>
+        <w:t>14</w:t>
+      </w:r>
+      <w:r>
+        <w:rPr>
+          <w:lang w:val="zh_TW" w:bidi="zh_TW"/>
+        </w:rPr>
+        <w:t>章）。在教會歷史初期，教會的確已有公認的領袖。然而，保羅將聚集的教會描述為一個群體，在其中，聖靈按著祂的心意賜給不同的人不同的恩賜。這些恩賜使信徒能彼此服事，並彼此配搭，一同建立教會。每個人都在使基督的身體更加成熟、更加剛強上盡自己的一分；同時，每個人在這樣的事奉中，也都倚靠聖靈所賜的能力與引導。</w:t>
       </w:r>
     </w:p>
     <w:p>
@@ -1596,18 +1320,12 @@
         </w:rPr>
         <w:t>復活。在所有新約書信中，哥林多前書對復活的討論最為完整（</w:t>
       </w:r>
-      <w:hyperlink r:id="rId24">
-        <w:r>
-          <w:rPr>
-            <w:lang w:val="zh_TW" w:bidi="zh_TW"/>
-          </w:rPr>
-          <w:rPr>
-            <w:color w:val="0000EE"/>
-            <w:u w:val="single"/>
-          </w:rPr>
-          <w:t>15</w:t>
-        </w:r>
-      </w:hyperlink>
+      <w:r>
+        <w:rPr>
+          <w:lang w:val="zh_TW" w:bidi="zh_TW"/>
+        </w:rPr>
+        <w:t>15</w:t>
+      </w:r>
       <w:r>
         <w:rPr>
           <w:lang w:val="zh_TW" w:bidi="zh_TW"/>
